--- a/FASE 2/EVIDENCIAS PROYECTO/EVIDENCIAS DE DOCUMENTACION/7- Pruebas y evidencias/Evidencias_Ejecucion_Pruebas_CultureGo.docx
+++ b/FASE 2/EVIDENCIAS PROYECTO/EVIDENCIAS DE DOCUMENTACION/7- Pruebas y evidencias/Evidencias_Ejecucion_Pruebas_CultureGo.docx
@@ -15375,7 +15375,6 @@
             <w:pPr>
               <w:jc w:val="center"/>
             </w:pPr>
-            <w:r/>
             <w:r>
               <w:drawing>
                 <wp:inline>
@@ -16115,7 +16114,6 @@
             <w:pPr>
               <w:jc w:val="center"/>
             </w:pPr>
-            <w:r/>
             <w:r>
               <w:drawing>
                 <wp:inline>
@@ -16827,7 +16825,6 @@
             <w:pPr>
               <w:jc w:val="center"/>
             </w:pPr>
-            <w:r/>
             <w:r>
               <w:drawing>
                 <wp:inline>
@@ -17469,7 +17466,6 @@
             <w:pPr>
               <w:jc w:val="center"/>
             </w:pPr>
-            <w:r/>
             <w:r>
               <w:drawing>
                 <wp:inline>
@@ -18180,7 +18176,6 @@
             <w:pPr>
               <w:jc w:val="center"/>
             </w:pPr>
-            <w:r/>
             <w:r>
               <w:drawing>
                 <wp:inline>
@@ -18892,7 +18887,6 @@
             <w:pPr>
               <w:jc w:val="center"/>
             </w:pPr>
-            <w:r/>
             <w:r>
               <w:drawing>
                 <wp:inline>
@@ -19618,7 +19612,6 @@
             <w:pPr>
               <w:jc w:val="center"/>
             </w:pPr>
-            <w:r/>
             <w:r>
               <w:drawing>
                 <wp:inline>
@@ -20436,7 +20429,6 @@
             <w:pPr>
               <w:jc w:val="center"/>
             </w:pPr>
-            <w:r/>
             <w:r>
               <w:drawing>
                 <wp:inline>
@@ -20902,7 +20894,7 @@
                 <w:i w:val="0"/>
                 <w:sz w:val="18"/>
               </w:rPr>
-              <w:t>Cada filtro actualiza los marcadores en menos de 2 s.</w:t>
+              <w:t>Cada filtro actualiza los marcadores en un máximo de 3 s.</w:t>
             </w:r>
           </w:p>
           <w:p>
@@ -21232,7 +21224,6 @@
             <w:pPr>
               <w:jc w:val="center"/>
             </w:pPr>
-            <w:r/>
             <w:r>
               <w:drawing>
                 <wp:inline>
@@ -21944,7 +21935,6 @@
             <w:pPr>
               <w:jc w:val="center"/>
             </w:pPr>
-            <w:r/>
             <w:r>
               <w:drawing>
                 <wp:inline>
@@ -22608,7 +22598,6 @@
             <w:pPr>
               <w:jc w:val="center"/>
             </w:pPr>
-            <w:r/>
             <w:r>
               <w:drawing>
                 <wp:inline>
@@ -23236,7 +23225,6 @@
             <w:pPr>
               <w:jc w:val="center"/>
             </w:pPr>
-            <w:r/>
             <w:r>
               <w:drawing>
                 <wp:inline>
@@ -23878,7 +23866,6 @@
             <w:pPr>
               <w:jc w:val="center"/>
             </w:pPr>
-            <w:r/>
             <w:r>
               <w:drawing>
                 <wp:inline>
@@ -24674,7 +24661,6 @@
             <w:pPr>
               <w:jc w:val="center"/>
             </w:pPr>
-            <w:r/>
             <w:r>
               <w:drawing>
                 <wp:inline>
@@ -25316,7 +25302,6 @@
             <w:pPr>
               <w:jc w:val="center"/>
             </w:pPr>
-            <w:r/>
             <w:r>
               <w:drawing>
                 <wp:inline>
@@ -25944,7 +25929,6 @@
             <w:pPr>
               <w:jc w:val="center"/>
             </w:pPr>
-            <w:r/>
             <w:r>
               <w:drawing>
                 <wp:inline>
@@ -26679,7 +26663,6 @@
             <w:pPr>
               <w:jc w:val="center"/>
             </w:pPr>
-            <w:r/>
             <w:r>
               <w:drawing>
                 <wp:inline>
@@ -26730,7 +26713,6 @@
             <w:pPr>
               <w:jc w:val="center"/>
             </w:pPr>
-            <w:r/>
             <w:r>
               <w:drawing>
                 <wp:inline>
@@ -27402,7 +27384,6 @@
             <w:pPr>
               <w:jc w:val="center"/>
             </w:pPr>
-            <w:r/>
             <w:r>
               <w:drawing>
                 <wp:inline>
@@ -28192,7 +28173,6 @@
             <w:pPr>
               <w:jc w:val="center"/>
             </w:pPr>
-            <w:r/>
             <w:r>
               <w:drawing>
                 <wp:inline>
@@ -28835,7 +28815,6 @@
             <w:pPr>
               <w:jc w:val="center"/>
             </w:pPr>
-            <w:r/>
             <w:r>
               <w:drawing>
                 <wp:inline>
@@ -28886,7 +28865,6 @@
             <w:pPr>
               <w:jc w:val="center"/>
             </w:pPr>
-            <w:r/>
             <w:r>
               <w:drawing>
                 <wp:inline>
@@ -29642,7 +29620,6 @@
             <w:pPr>
               <w:jc w:val="center"/>
             </w:pPr>
-            <w:r/>
             <w:r>
               <w:drawing>
                 <wp:inline>
@@ -30362,7 +30339,6 @@
             <w:pPr>
               <w:jc w:val="center"/>
             </w:pPr>
-            <w:r/>
             <w:r>
               <w:drawing>
                 <wp:inline>
@@ -31083,7 +31059,6 @@
             <w:pPr>
               <w:jc w:val="center"/>
             </w:pPr>
-            <w:r/>
             <w:r>
               <w:drawing>
                 <wp:inline>
@@ -31134,7 +31109,6 @@
             <w:pPr>
               <w:jc w:val="center"/>
             </w:pPr>
-            <w:r/>
             <w:r>
               <w:drawing>
                 <wp:inline>
@@ -31975,7 +31949,6 @@
             <w:pPr>
               <w:jc w:val="center"/>
             </w:pPr>
-            <w:r/>
             <w:r>
               <w:drawing>
                 <wp:inline>
@@ -32026,7 +31999,6 @@
             <w:pPr>
               <w:jc w:val="center"/>
             </w:pPr>
-            <w:r/>
             <w:r>
               <w:drawing>
                 <wp:inline>
@@ -32797,7 +32769,6 @@
             <w:pPr>
               <w:jc w:val="center"/>
             </w:pPr>
-            <w:r/>
             <w:r>
               <w:drawing>
                 <wp:inline>
@@ -32848,7 +32819,6 @@
             <w:pPr>
               <w:jc w:val="center"/>
             </w:pPr>
-            <w:r/>
             <w:r>
               <w:drawing>
                 <wp:inline>
@@ -33535,7 +33505,6 @@
             <w:pPr>
               <w:jc w:val="center"/>
             </w:pPr>
-            <w:r/>
             <w:r>
               <w:drawing>
                 <wp:inline>
@@ -33586,7 +33555,6 @@
             <w:pPr>
               <w:jc w:val="center"/>
             </w:pPr>
-            <w:r/>
             <w:r>
               <w:drawing>
                 <wp:inline>
@@ -34358,7 +34326,6 @@
             <w:pPr>
               <w:jc w:val="center"/>
             </w:pPr>
-            <w:r/>
             <w:r>
               <w:drawing>
                 <wp:inline>
@@ -34409,7 +34376,6 @@
             <w:pPr>
               <w:jc w:val="center"/>
             </w:pPr>
-            <w:r/>
             <w:r>
               <w:drawing>
                 <wp:inline>
@@ -34460,7 +34426,6 @@
             <w:pPr>
               <w:jc w:val="center"/>
             </w:pPr>
-            <w:r/>
             <w:r>
               <w:drawing>
                 <wp:inline>
@@ -35366,7 +35331,6 @@
             <w:pPr>
               <w:jc w:val="center"/>
             </w:pPr>
-            <w:r/>
             <w:r>
               <w:drawing>
                 <wp:inline>
@@ -35417,7 +35381,6 @@
             <w:pPr>
               <w:jc w:val="center"/>
             </w:pPr>
-            <w:r/>
             <w:r>
               <w:drawing>
                 <wp:inline>
@@ -35468,7 +35431,6 @@
             <w:pPr>
               <w:jc w:val="center"/>
             </w:pPr>
-            <w:r/>
             <w:r>
               <w:drawing>
                 <wp:inline>
@@ -35519,7 +35481,6 @@
             <w:pPr>
               <w:jc w:val="center"/>
             </w:pPr>
-            <w:r/>
             <w:r>
               <w:drawing>
                 <wp:inline>
@@ -35763,7 +35724,6 @@
             <w:pPr>
               <w:jc w:val="center"/>
             </w:pPr>
-            <w:r/>
             <w:r>
               <w:drawing>
                 <wp:inline>
@@ -35814,7 +35774,6 @@
             <w:pPr>
               <w:jc w:val="center"/>
             </w:pPr>
-            <w:r/>
             <w:r>
               <w:drawing>
                 <wp:inline>
@@ -35865,7 +35824,6 @@
             <w:pPr>
               <w:jc w:val="center"/>
             </w:pPr>
-            <w:r/>
             <w:r>
               <w:drawing>
                 <wp:inline>
@@ -36665,7 +36623,6 @@
             <w:pPr>
               <w:jc w:val="center"/>
             </w:pPr>
-            <w:r/>
             <w:r>
               <w:drawing>
                 <wp:inline>
